--- a/Rodrigo/Flutter Dart/Rodrigo Fernandez.docx
+++ b/Rodrigo/Flutter Dart/Rodrigo Fernandez.docx
@@ -111,7 +111,7 @@
         <w:rPr>
           <w:szCs w:val="24"/>
         </w:rPr>
-        <w:t>www.linkedin.com/in/rodrigobermejo-fernández-9a5a0664</w:t>
+        <w:t>https://www.linkedin.com/in/rodrigo-bermejo-fern%C3%A1ndez-9a5a0664/</w:t>
       </w:r>
       <w:r>
         <w:rPr>
@@ -225,15 +225,7 @@
         <w:rPr>
           <w:rStyle w:val="Strong"/>
         </w:rPr>
-        <w:t>Fir</w:t>
-      </w:r>
-      <w:bookmarkStart w:id="0" w:name="_GoBack"/>
-      <w:bookmarkEnd w:id="0"/>
-      <w:r>
-        <w:rPr>
-          <w:rStyle w:val="Strong"/>
-        </w:rPr>
-        <w:t>ebase</w:t>
+        <w:t>Firebase</w:t>
       </w:r>
       <w:r>
         <w:t xml:space="preserve">, </w:t>
@@ -982,21 +974,7 @@
         <w:rPr>
           <w:szCs w:val="24"/>
         </w:rPr>
-        <w:t xml:space="preserve">, Secure Storage, and feature-based packages, reducing duplicated mobile business logic by </w:t>
-      </w:r>
-      <w:r>
-        <w:rPr>
-          <w:b/>
-          <w:bCs/>
-          <w:szCs w:val="24"/>
-        </w:rPr>
-        <w:t>38%</w:t>
-      </w:r>
-      <w:r>
-        <w:rPr>
-          <w:szCs w:val="24"/>
-        </w:rPr>
-        <w:t xml:space="preserve"> across account, billing, and support workflows.</w:t>
+        <w:t>, Secure Storage, and feature-based packages, reducing duplicated mobile business logic across account, billing, and support workflows.</w:t>
       </w:r>
     </w:p>
     <w:p>
@@ -1062,21 +1040,7 @@
         <w:rPr>
           <w:szCs w:val="24"/>
         </w:rPr>
-        <w:t xml:space="preserve"> alerts that reduced login failures by </w:t>
-      </w:r>
-      <w:r>
-        <w:rPr>
-          <w:b/>
-          <w:bCs/>
-          <w:szCs w:val="24"/>
-        </w:rPr>
-        <w:t>31%</w:t>
-      </w:r>
-      <w:r>
-        <w:rPr>
-          <w:szCs w:val="24"/>
-        </w:rPr>
-        <w:t>.</w:t>
+        <w:t xml:space="preserve"> alerts that reduced login failures.</w:t>
       </w:r>
     </w:p>
     <w:p>
@@ -1228,21 +1192,7 @@
         <w:rPr>
           <w:szCs w:val="24"/>
         </w:rPr>
-        <w:t xml:space="preserve">, and Play Console tracks, making staged mobile releases more predictable and reducing manual deployment mistakes by </w:t>
-      </w:r>
-      <w:r>
-        <w:rPr>
-          <w:b/>
-          <w:bCs/>
-          <w:szCs w:val="24"/>
-        </w:rPr>
-        <w:t>45%</w:t>
-      </w:r>
-      <w:r>
-        <w:rPr>
-          <w:szCs w:val="24"/>
-        </w:rPr>
-        <w:t>.</w:t>
+        <w:t>, and Play Console tracks, making staged mobile releases more predictable and reducing manual deployment mistakes.</w:t>
       </w:r>
     </w:p>
     <w:p>
@@ -1469,15 +1419,13 @@
         <w:rPr>
           <w:szCs w:val="24"/>
         </w:rPr>
-        <w:t xml:space="preserve"> state management for complex multi-step forms, reducing validation bugs by </w:t>
-      </w:r>
-      <w:r>
-        <w:rPr>
-          <w:b/>
-          <w:bCs/>
-          <w:szCs w:val="24"/>
-        </w:rPr>
-        <w:t>34%</w:t>
+        <w:t xml:space="preserve"> state management for complex multi-step for</w:t>
+      </w:r>
+      <w:r>
+        <w:rPr>
+          <w:szCs w:val="24"/>
+        </w:rPr>
+        <w:t>ms, reducing validation bugs</w:t>
       </w:r>
       <w:r>
         <w:rPr>
@@ -2015,21 +1963,7 @@
         <w:rPr>
           <w:szCs w:val="24"/>
         </w:rPr>
-        <w:t xml:space="preserve">Reduced QA defect reopen rates by </w:t>
-      </w:r>
-      <w:r>
-        <w:rPr>
-          <w:b/>
-          <w:bCs/>
-          <w:szCs w:val="24"/>
-        </w:rPr>
-        <w:t>21%</w:t>
-      </w:r>
-      <w:r>
-        <w:rPr>
-          <w:szCs w:val="24"/>
-        </w:rPr>
-        <w:t xml:space="preserve"> through clearer acceptance criteria, emulator coverage, smoke testing, and better collaboration with client product owners.</w:t>
+        <w:t>Reduced QA defect reopen rates through clearer acceptance criteria, emulator coverage, smoke testing, and better collaboration with client product owners.</w:t>
       </w:r>
     </w:p>
     <w:p>
@@ -2173,7 +2107,15 @@
         <w:rPr>
           <w:szCs w:val="24"/>
         </w:rPr>
-        <w:t>Fixed UI layout issues across different Android screen densities by improving resource folders, image scaling, and adaptive spacing for common device categories.</w:t>
+        <w:t>Fixed UI layout issues across different Android screen densities by improving resource</w:t>
+      </w:r>
+      <w:bookmarkStart w:id="0" w:name="_GoBack"/>
+      <w:bookmarkEnd w:id="0"/>
+      <w:r>
+        <w:rPr>
+          <w:szCs w:val="24"/>
+        </w:rPr>
+        <w:t xml:space="preserve"> folders, image scaling, and adaptive spacing for common device categories.</w:t>
       </w:r>
     </w:p>
     <w:p>

--- a/Rodrigo/Flutter Dart/Rodrigo Fernandez.docx
+++ b/Rodrigo/Flutter Dart/Rodrigo Fernandez.docx
@@ -87,6 +87,11 @@
           <w:szCs w:val="24"/>
         </w:rPr>
         <w:br/>
+      </w:r>
+      <w:r>
+        <w:rPr>
+          <w:szCs w:val="24"/>
+        </w:rPr>
         <w:t xml:space="preserve">Katy, Texas </w:t>
       </w:r>
       <w:r>
@@ -99,13 +104,19 @@
         <w:rPr>
           <w:szCs w:val="24"/>
         </w:rPr>
-        <w:t>+1 (407) 801-1287</w:t>
-      </w:r>
-      <w:r>
-        <w:rPr>
-          <w:szCs w:val="24"/>
-        </w:rPr>
-        <w:t xml:space="preserve"> | </w:t>
+        <w:t>+</w:t>
+      </w:r>
+      <w:r>
+        <w:rPr>
+          <w:szCs w:val="24"/>
+        </w:rPr>
+        <w:t>1 (430) 279-2231</w:t>
+      </w:r>
+      <w:r>
+        <w:rPr>
+          <w:szCs w:val="24"/>
+        </w:rPr>
+        <w:t xml:space="preserve">| </w:t>
       </w:r>
       <w:r>
         <w:rPr>
@@ -117,7 +128,7 @@
         <w:rPr>
           <w:szCs w:val="24"/>
         </w:rPr>
-        <w:t xml:space="preserve"> | </w:t>
+        <w:t xml:space="preserve">| </w:t>
       </w:r>
       <w:r>
         <w:rPr>
@@ -125,6 +136,8 @@
         </w:rPr>
         <w:t>rodrigobfdev@gmail.com</w:t>
       </w:r>
+      <w:bookmarkStart w:id="0" w:name="_GoBack"/>
+      <w:bookmarkEnd w:id="0"/>
     </w:p>
     <w:p>
       <w:pPr>
@@ -2107,15 +2120,7 @@
         <w:rPr>
           <w:szCs w:val="24"/>
         </w:rPr>
-        <w:t>Fixed UI layout issues across different Android screen densities by improving resource</w:t>
-      </w:r>
-      <w:bookmarkStart w:id="0" w:name="_GoBack"/>
-      <w:bookmarkEnd w:id="0"/>
-      <w:r>
-        <w:rPr>
-          <w:szCs w:val="24"/>
-        </w:rPr>
-        <w:t xml:space="preserve"> folders, image scaling, and adaptive spacing for common device categories.</w:t>
+        <w:t>Fixed UI layout issues across different Android screen densities by improving resource folders, image scaling, and adaptive spacing for common device categories.</w:t>
       </w:r>
     </w:p>
     <w:p>
